--- a/Section_03_Data_Modeling_Schema_Design_Validation/Lesson_028_Understanding_Relations/demo/Lesson_028_Understanding_Relations_Speaker_Notes.docx
+++ b/Section_03_Data_Modeling_Schema_Design_Validation/Lesson_028_Understanding_Relations/demo/Lesson_028_Understanding_Relations_Speaker_Notes.docx
@@ -9,10 +9,22 @@
       <w:r>
         <w:rPr>
           <w:b/>
-          <w:color w:val="149637"/>
-          <w:sz w:val="44"/>
+          <w:color w:val="E67E22"/>
+          <w:sz w:val="36"/>
         </w:rPr>
-        <w:t>Lesson 028 — Understanding Relations — Speaker Notes</w:t>
+        <w:t>Speaker Notes — Understanding Relations</w:t>
+      </w:r>
+    </w:p>
+    <w:p>
+      <w:pPr>
+        <w:jc w:val="center"/>
+      </w:pPr>
+      <w:r>
+        <w:rPr>
+          <w:i/>
+          <w:sz w:val="20"/>
+        </w:rPr>
+        <w:t>Slide-by-slide training guide for a practical MongoDB developer learning path.</w:t>
       </w:r>
     </w:p>
     <w:p>
@@ -23,252 +35,961 @@
         <w:rPr>
           <w:b/>
         </w:rPr>
-        <w:t>Trainer example: Avi — Bangalore, RR Nagar</w:t>
+        <w:t>Running example: Order Management</w:t>
       </w:r>
     </w:p>
     <w:p>
       <w:pPr>
-        <w:pStyle w:val="Heading1"/>
+        <w:spacing w:before="160" w:after="40"/>
       </w:pPr>
       <w:r>
-        <w:t>Slide 1 — Understanding Relations</w:t>
+        <w:rPr>
+          <w:b/>
+          <w:color w:val="E67E22"/>
+          <w:sz w:val="26"/>
+        </w:rPr>
+        <w:t>Slide 1 — Graphic Summary</w:t>
       </w:r>
     </w:p>
     <w:p>
+      <w:pPr>
+        <w:spacing w:after="40"/>
+      </w:pPr>
       <w:r>
-        <w:t>What to say: Open by framing the problem. We have Avi as our customer. His profile, orders, and skills are related, but those relationships do not all behave the same way. The lesson is about recognizing the relationship and choosing an appropriate document shape.</w:t>
+        <w:rPr>
+          <w:b/>
+          <w:color w:val="1F4E79"/>
+        </w:rPr>
+        <w:t xml:space="preserve">What to say: </w:t>
+      </w:r>
+      <w:r>
+        <w:t>Open with the complete visual map before teaching the individual relationship patterns. Point to the Order Management application, then trace customers, orders, products, and the two main modeling approaches: embedding and referencing.</w:t>
       </w:r>
     </w:p>
     <w:p>
+      <w:pPr>
+        <w:spacing w:after="40"/>
+      </w:pPr>
       <w:r>
-        <w:t>Explain the visual: Point to the central Avi node, then the three related nodes. Explain that embed, reference, and identifier-based relationships are different storage choices for related data.</w:t>
+        <w:rPr>
+          <w:b/>
+          <w:color w:val="1F4E79"/>
+        </w:rPr>
+        <w:t xml:space="preserve">Key training point: </w:t>
+      </w:r>
+      <w:r>
+        <w:t>Key training point: Give learners the destination first. The following slides unpack the pieces of this map.</w:t>
       </w:r>
     </w:p>
     <w:p>
-      <w:r>
-        <w:t>Trainer emphasis: Ask: “Would you store every future order inside Avi’s customer document?”</w:t>
-      </w:r>
-    </w:p>
-    <w:p/>
-    <w:p>
       <w:pPr>
-        <w:pStyle w:val="Heading1"/>
+        <w:spacing w:after="40"/>
       </w:pPr>
       <w:r>
-        <w:t>Slide 2 — What Is a Relation?</w:t>
+        <w:rPr>
+          <w:b/>
+          <w:color w:val="1F4E79"/>
+        </w:rPr>
+        <w:t xml:space="preserve">Question / interaction: </w:t>
+      </w:r>
+      <w:r>
+        <w:t>Question / interaction: Ask which related data they would expect to keep together in an order-management application.</w:t>
       </w:r>
     </w:p>
     <w:p>
+      <w:pPr>
+        <w:spacing w:after="40"/>
+      </w:pPr>
       <w:r>
-        <w:t>What to say: A relation is simply a logical connection between data items. In MongoDB, the important question is not whether a relation exists, but how that relation behaves.</w:t>
+        <w:rPr>
+          <w:b/>
+          <w:color w:val="1F4E79"/>
+        </w:rPr>
+        <w:t xml:space="preserve">Transition: </w:t>
+      </w:r>
+      <w:r>
+        <w:t>Transition: Move from the overall map to the meaning of a relation.</w:t>
       </w:r>
     </w:p>
     <w:p>
+      <w:pPr>
+        <w:spacing w:before="160" w:after="40"/>
+      </w:pPr>
       <w:r>
-        <w:t>Explain the visual: Use the 1:1, 1:N, and N:M labels as the bridge to the next three slides.</w:t>
+        <w:rPr>
+          <w:b/>
+          <w:color w:val="E67E22"/>
+          <w:sz w:val="26"/>
+        </w:rPr>
+        <w:t>Slide 2 — Understanding Relations</w:t>
       </w:r>
     </w:p>
     <w:p>
-      <w:r>
-        <w:t>Trainer emphasis: Emphasize cardinality, ownership, growth, and access pattern.</w:t>
-      </w:r>
-    </w:p>
-    <w:p/>
-    <w:p>
       <w:pPr>
-        <w:pStyle w:val="Heading1"/>
+        <w:spacing w:after="40"/>
       </w:pPr>
       <w:r>
-        <w:t>Slide 3 — One-to-One</w:t>
+        <w:rPr>
+          <w:b/>
+          <w:color w:val="1F4E79"/>
+        </w:rPr>
+        <w:t xml:space="preserve">What to say: </w:t>
+      </w:r>
+      <w:r>
+        <w:t>Introduce the core problem: customers, addresses, orders, and products are related, but the application does not necessarily store every relation the same way. MongoDB lets the document model reflect how those relationships behave.</w:t>
       </w:r>
     </w:p>
     <w:p>
+      <w:pPr>
+        <w:spacing w:after="40"/>
+      </w:pPr>
       <w:r>
-        <w:t>What to say: Avi has one profile. Because the profile is small and normally read with the customer, embedding is straightforward.</w:t>
+        <w:rPr>
+          <w:b/>
+          <w:color w:val="1F4E79"/>
+        </w:rPr>
+        <w:t xml:space="preserve">Key training point: </w:t>
+      </w:r>
+      <w:r>
+        <w:t>Key training point: Think in terms of relation, cardinality, ownership, growth, and access.</w:t>
       </w:r>
     </w:p>
     <w:p>
+      <w:pPr>
+        <w:spacing w:after="40"/>
+      </w:pPr>
       <w:r>
-        <w:t>Explain the visual: Walk through the embedded profile showing Bangalore and RR Nagar.</w:t>
+        <w:rPr>
+          <w:b/>
+          <w:color w:val="1F4E79"/>
+        </w:rPr>
+        <w:t xml:space="preserve">Question / interaction: </w:t>
+      </w:r>
+      <w:r>
+        <w:t>Question / interaction: Ask learners to name one relationship in an application they know.</w:t>
       </w:r>
     </w:p>
     <w:p>
-      <w:r>
-        <w:t>Trainer emphasis: Say: “When the related data is tightly owned and bounded, embedding keeps the read simple.”</w:t>
-      </w:r>
-    </w:p>
-    <w:p/>
-    <w:p>
       <w:pPr>
-        <w:pStyle w:val="Heading1"/>
+        <w:spacing w:after="40"/>
       </w:pPr>
       <w:r>
-        <w:t>Slide 4 — One-to-Many</w:t>
+        <w:rPr>
+          <w:b/>
+          <w:color w:val="1F4E79"/>
+        </w:rPr>
+        <w:t xml:space="preserve">Transition: </w:t>
+      </w:r>
+      <w:r>
+        <w:t>Transition: Define a relation and then classify its cardinality.</w:t>
       </w:r>
     </w:p>
     <w:p>
+      <w:pPr>
+        <w:spacing w:before="160" w:after="40"/>
+      </w:pPr>
       <w:r>
-        <w:t>What to say: Avi can have many orders. Orders can grow independently, so a separate collection with customerId is a natural representation.</w:t>
+        <w:rPr>
+          <w:b/>
+          <w:color w:val="E67E22"/>
+          <w:sz w:val="26"/>
+        </w:rPr>
+        <w:t>Slide 3 — What Is a Relation?</w:t>
       </w:r>
     </w:p>
     <w:p>
+      <w:pPr>
+        <w:spacing w:after="40"/>
+      </w:pPr>
       <w:r>
-        <w:t>Explain the visual: Point to Order 1 through Order 4 and explain that the N side can continue growing.</w:t>
+        <w:rPr>
+          <w:b/>
+          <w:color w:val="1F4E79"/>
+        </w:rPr>
+        <w:t xml:space="preserve">What to say: </w:t>
+      </w:r>
+      <w:r>
+        <w:t>A relation is a logical connection between pieces of application data. In this Order Management model, customer-to-order and order-to-product relationships have different characteristics.</w:t>
       </w:r>
     </w:p>
     <w:p>
-      <w:r>
-        <w:t>Trainer emphasis: Stress that growth is one of the main reasons to avoid an unbounded embedded array.</w:t>
-      </w:r>
-    </w:p>
-    <w:p/>
-    <w:p>
       <w:pPr>
-        <w:pStyle w:val="Heading1"/>
+        <w:spacing w:after="40"/>
       </w:pPr>
       <w:r>
-        <w:t>Slide 5 — Many-to-Many</w:t>
+        <w:rPr>
+          <w:b/>
+          <w:color w:val="1F4E79"/>
+        </w:rPr>
+        <w:t xml:space="preserve">Key training point: </w:t>
+      </w:r>
+      <w:r>
+        <w:t>Key training point: The business relationship exists first; the MongoDB storage shape is a design decision.</w:t>
       </w:r>
     </w:p>
     <w:p>
+      <w:pPr>
+        <w:spacing w:after="40"/>
+      </w:pPr>
       <w:r>
-        <w:t>What to say: Avi can have many skills, while each skill may be shared by many users. Duplicating full skill definitions into every customer would be wasteful when the skill is reusable.</w:t>
+        <w:rPr>
+          <w:b/>
+          <w:color w:val="1F4E79"/>
+        </w:rPr>
+        <w:t xml:space="preserve">Question / interaction: </w:t>
+      </w:r>
+      <w:r>
+        <w:t>Question / interaction: Ask: “What information tells us whether two pieces of data should live together?”</w:t>
       </w:r>
     </w:p>
     <w:p>
+      <w:pPr>
+        <w:spacing w:after="40"/>
+      </w:pPr>
       <w:r>
-        <w:t>Explain the visual: Point to the dashed lines and the skillIds array.</w:t>
+        <w:rPr>
+          <w:b/>
+          <w:color w:val="1F4E79"/>
+        </w:rPr>
+        <w:t xml:space="preserve">Transition: </w:t>
+      </w:r>
+      <w:r>
+        <w:t>Transition: Use cardinality to make that question concrete.</w:t>
       </w:r>
     </w:p>
     <w:p>
-      <w:r>
-        <w:t>Trainer emphasis: The key idea is that the relationship can be represented by identifiers when both sides are independently meaningful.</w:t>
-      </w:r>
-    </w:p>
-    <w:p/>
-    <w:p>
       <w:pPr>
-        <w:pStyle w:val="Heading1"/>
+        <w:spacing w:before="160" w:after="40"/>
       </w:pPr>
       <w:r>
-        <w:t>Slide 6 — Embed or Reference?</w:t>
+        <w:rPr>
+          <w:b/>
+          <w:color w:val="E67E22"/>
+          <w:sz w:val="26"/>
+        </w:rPr>
+        <w:t>Slide 4 — Cardinality: The Shape of the Relationship</w:t>
       </w:r>
     </w:p>
     <w:p>
+      <w:pPr>
+        <w:spacing w:after="40"/>
+      </w:pPr>
       <w:r>
-        <w:t>What to say: Use this slide as the decision point. Embed when data is small, bounded, owned, and read together. Reference when data grows, is shared, or is maintained independently.</w:t>
+        <w:rPr>
+          <w:b/>
+          <w:color w:val="1F4E79"/>
+        </w:rPr>
+        <w:t xml:space="preserve">What to say: </w:t>
+      </w:r>
+      <w:r>
+        <w:t>Walk through 1:1, 1:N, and N:M using customer/address, customer/orders, and orders/products. Explain that cardinality is an important signal, but not the only design input.</w:t>
       </w:r>
     </w:p>
     <w:p>
+      <w:pPr>
+        <w:spacing w:after="40"/>
+      </w:pPr>
       <w:r>
-        <w:t>Explain the visual: Compare the left and right cards rather than treating either pattern as universally correct.</w:t>
+        <w:rPr>
+          <w:b/>
+          <w:color w:val="1F4E79"/>
+        </w:rPr>
+        <w:t xml:space="preserve">Key training point: </w:t>
+      </w:r>
+      <w:r>
+        <w:t>Key training point: Combine cardinality with growth, sharing, ownership, and access patterns.</w:t>
       </w:r>
     </w:p>
     <w:p>
-      <w:r>
-        <w:t>Trainer emphasis: Ask: “Which choice would you make for Avi’s address? Which for Avi’s orders?”</w:t>
-      </w:r>
-    </w:p>
-    <w:p/>
-    <w:p>
       <w:pPr>
-        <w:pStyle w:val="Heading1"/>
+        <w:spacing w:after="40"/>
       </w:pPr>
       <w:r>
-        <w:t>Slide 7 — Relationship Patterns at a Glance</w:t>
+        <w:rPr>
+          <w:b/>
+          <w:color w:val="1F4E79"/>
+        </w:rPr>
+        <w:t xml:space="preserve">Question / interaction: </w:t>
+      </w:r>
+      <w:r>
+        <w:t>Question / interaction: Ask learners to classify customer-to-orders.</w:t>
       </w:r>
     </w:p>
     <w:p>
+      <w:pPr>
+        <w:spacing w:after="40"/>
+      </w:pPr>
       <w:r>
-        <w:t>What to say: Summarize the three cardinalities. One-to-one often fits embedding. One-to-many often needs careful growth analysis. Many-to-many commonly benefits from references or ids.</w:t>
+        <w:rPr>
+          <w:b/>
+          <w:color w:val="1F4E79"/>
+        </w:rPr>
+        <w:t xml:space="preserve">Transition: </w:t>
+      </w:r>
+      <w:r>
+        <w:t>Transition: Start with the simplest relationship, one-to-one.</w:t>
       </w:r>
     </w:p>
     <w:p>
+      <w:pPr>
+        <w:spacing w:before="160" w:after="40"/>
+      </w:pPr>
       <w:r>
-        <w:t>Explain the visual: Trace each card from ratio to storage suggestion.</w:t>
+        <w:rPr>
+          <w:b/>
+          <w:color w:val="E67E22"/>
+          <w:sz w:val="26"/>
+        </w:rPr>
+        <w:t>Slide 5 — One-to-One: Embed or Reference?</w:t>
       </w:r>
     </w:p>
     <w:p>
-      <w:r>
-        <w:t>Trainer emphasis: Reinforce that cardinality is the starting signal, not the only decision.</w:t>
-      </w:r>
-    </w:p>
-    <w:p/>
-    <w:p>
       <w:pPr>
-        <w:pStyle w:val="Heading1"/>
+        <w:spacing w:after="40"/>
       </w:pPr>
       <w:r>
-        <w:t>Slide 8 — Relation-Driven Design Decisions</w:t>
+        <w:rPr>
+          <w:b/>
+          <w:color w:val="1F4E79"/>
+        </w:rPr>
+        <w:t xml:space="preserve">What to say: </w:t>
+      </w:r>
+      <w:r>
+        <w:t>Show one order and one shipping address. Explain the difference between keeping the address inside the order and storing it separately with an identifier.</w:t>
       </w:r>
     </w:p>
     <w:p>
+      <w:pPr>
+        <w:spacing w:after="40"/>
+      </w:pPr>
       <w:r>
-        <w:t>What to say: Before modeling, ask four questions: How many? How big? How shared? How accessed?</w:t>
+        <w:rPr>
+          <w:b/>
+          <w:color w:val="1F4E79"/>
+        </w:rPr>
+        <w:t xml:space="preserve">Key training point: </w:t>
+      </w:r>
+      <w:r>
+        <w:t>Key training point: Focus on bounded size, ownership, common access, and lifecycle.</w:t>
       </w:r>
     </w:p>
     <w:p>
+      <w:pPr>
+        <w:spacing w:after="40"/>
+      </w:pPr>
       <w:r>
-        <w:t>Explain the visual: Point to each numbered question and connect it to document design.</w:t>
+        <w:rPr>
+          <w:b/>
+          <w:color w:val="1F4E79"/>
+        </w:rPr>
+        <w:t xml:space="preserve">Question / interaction: </w:t>
+      </w:r>
+      <w:r>
+        <w:t>Question / interaction: Ask when a separate address collection might make sense.</w:t>
       </w:r>
     </w:p>
     <w:p>
-      <w:r>
-        <w:t>Trainer emphasis: Say: “These four questions prevent us from blindly translating a relational schema into MongoDB documents.”</w:t>
-      </w:r>
-    </w:p>
-    <w:p/>
-    <w:p>
       <w:pPr>
-        <w:pStyle w:val="Heading1"/>
+        <w:spacing w:after="40"/>
       </w:pPr>
       <w:r>
-        <w:t>Slide 9 — Inspect Relations in mongosh</w:t>
+        <w:rPr>
+          <w:b/>
+          <w:color w:val="1F4E79"/>
+        </w:rPr>
+        <w:t xml:space="preserve">Transition: </w:t>
+      </w:r>
+      <w:r>
+        <w:t>Transition: Move to one-to-many, where independent growth becomes more visible.</w:t>
       </w:r>
     </w:p>
     <w:p>
+      <w:pPr>
+        <w:spacing w:before="160" w:after="40"/>
+      </w:pPr>
       <w:r>
-        <w:t>What to say: The shell helps us see the chosen relationship directly. Avi is identified by AVI-001, profile data is nested, and order data is referenced.</w:t>
+        <w:rPr>
+          <w:b/>
+          <w:color w:val="E67E22"/>
+          <w:sz w:val="26"/>
+        </w:rPr>
+        <w:t>Slide 6 — One-to-Many: Customer → Orders</w:t>
       </w:r>
     </w:p>
     <w:p>
+      <w:pPr>
+        <w:spacing w:after="40"/>
+      </w:pPr>
       <w:r>
-        <w:t>Explain the visual: Read the three shell queries from top to bottom and explain what each one is demonstrating.</w:t>
+        <w:rPr>
+          <w:b/>
+          <w:color w:val="1F4E79"/>
+        </w:rPr>
+        <w:t xml:space="preserve">What to say: </w:t>
+      </w:r>
+      <w:r>
+        <w:t>Explain that a customer can have many orders. Because order history can grow independently, keeping orders in a separate collection is often a natural representation for this access pattern.</w:t>
       </w:r>
     </w:p>
     <w:p>
-      <w:r>
-        <w:t>Trainer emphasis: Keep the focus on the relationship representation, not on advanced query features.</w:t>
-      </w:r>
-    </w:p>
-    <w:p/>
-    <w:p>
       <w:pPr>
-        <w:pStyle w:val="Heading1"/>
+        <w:spacing w:after="40"/>
       </w:pPr>
       <w:r>
-        <w:t>Slide 10 — Relation Summary</w:t>
+        <w:rPr>
+          <w:b/>
+          <w:color w:val="1F4E79"/>
+        </w:rPr>
+        <w:t xml:space="preserve">Key training point: </w:t>
+      </w:r>
+      <w:r>
+        <w:t>Key training point: Growth is a major modeling signal; avoid letting an unbounded child set turn a parent document into an oversized access unit.</w:t>
       </w:r>
     </w:p>
     <w:p>
+      <w:pPr>
+        <w:spacing w:after="40"/>
+      </w:pPr>
       <w:r>
-        <w:t>What to say: Close with the design chain: relation, cardinality, access pattern, then document shape.</w:t>
+        <w:rPr>
+          <w:b/>
+          <w:color w:val="1F4E79"/>
+        </w:rPr>
+        <w:t xml:space="preserve">Question / interaction: </w:t>
+      </w:r>
+      <w:r>
+        <w:t>Question / interaction: Ask whether thousands of orders belong in a single customer document.</w:t>
       </w:r>
     </w:p>
     <w:p>
+      <w:pPr>
+        <w:spacing w:after="40"/>
+      </w:pPr>
       <w:r>
-        <w:t>Explain the visual: Point to the Avi hub and each summary card.</w:t>
+        <w:rPr>
+          <w:b/>
+          <w:color w:val="1F4E79"/>
+        </w:rPr>
+        <w:t xml:space="preserve">Transition: </w:t>
+      </w:r>
+      <w:r>
+        <w:t>Transition: Move to many-to-many.</w:t>
       </w:r>
     </w:p>
     <w:p>
+      <w:pPr>
+        <w:spacing w:before="160" w:after="40"/>
+      </w:pPr>
       <w:r>
-        <w:t>Trainer emphasis: Final message: “Good MongoDB modeling starts with how the application uses related data, not with copying tables one-for-one.”</w:t>
+        <w:rPr>
+          <w:b/>
+          <w:color w:val="E67E22"/>
+          <w:sz w:val="26"/>
+        </w:rPr>
+        <w:t>Slide 7 — Many-to-Many: Orders ↔ Products</w:t>
       </w:r>
     </w:p>
-    <w:p/>
+    <w:p>
+      <w:pPr>
+        <w:spacing w:after="40"/>
+      </w:pPr>
+      <w:r>
+        <w:rPr>
+          <w:b/>
+          <w:color w:val="1F4E79"/>
+        </w:rPr>
+        <w:t xml:space="preserve">What to say: </w:t>
+      </w:r>
+      <w:r>
+        <w:t>Show that an order can contain many products and a product can appear in many orders. Explain how order items can carry product identifiers while the product catalog remains reusable.</w:t>
+      </w:r>
+    </w:p>
+    <w:p>
+      <w:pPr>
+        <w:spacing w:after="40"/>
+      </w:pPr>
+      <w:r>
+        <w:rPr>
+          <w:b/>
+          <w:color w:val="1F4E79"/>
+        </w:rPr>
+        <w:t xml:space="preserve">Key training point: </w:t>
+      </w:r>
+      <w:r>
+        <w:t>Key training point: Shared data and independent lifecycles make identifier-based relationships useful.</w:t>
+      </w:r>
+    </w:p>
+    <w:p>
+      <w:pPr>
+        <w:spacing w:after="40"/>
+      </w:pPr>
+      <w:r>
+        <w:rPr>
+          <w:b/>
+          <w:color w:val="1F4E79"/>
+        </w:rPr>
+        <w:t xml:space="preserve">Question / interaction: </w:t>
+      </w:r>
+      <w:r>
+        <w:t>Question / interaction: Ask what happens if the full product document is duplicated into every order.</w:t>
+      </w:r>
+    </w:p>
+    <w:p>
+      <w:pPr>
+        <w:spacing w:after="40"/>
+      </w:pPr>
+      <w:r>
+        <w:rPr>
+          <w:b/>
+          <w:color w:val="1F4E79"/>
+        </w:rPr>
+        <w:t xml:space="preserve">Transition: </w:t>
+      </w:r>
+      <w:r>
+        <w:t>Transition: Turn these examples into the embed-versus-reference decision.</w:t>
+      </w:r>
+    </w:p>
+    <w:p>
+      <w:pPr>
+        <w:spacing w:before="160" w:after="40"/>
+      </w:pPr>
+      <w:r>
+        <w:rPr>
+          <w:b/>
+          <w:color w:val="E67E22"/>
+          <w:sz w:val="26"/>
+        </w:rPr>
+        <w:t>Slide 8 — Embed or Reference?</w:t>
+      </w:r>
+    </w:p>
+    <w:p>
+      <w:pPr>
+        <w:spacing w:after="40"/>
+      </w:pPr>
+      <w:r>
+        <w:rPr>
+          <w:b/>
+          <w:color w:val="1F4E79"/>
+        </w:rPr>
+        <w:t xml:space="preserve">What to say: </w:t>
+      </w:r>
+      <w:r>
+        <w:t>Compare the two modeling approaches. Embedding fits small, bounded, parent-owned data that is commonly read together. References fit data that is shared, independently growing, or separately maintained.</w:t>
+      </w:r>
+    </w:p>
+    <w:p>
+      <w:pPr>
+        <w:spacing w:after="40"/>
+      </w:pPr>
+      <w:r>
+        <w:rPr>
+          <w:b/>
+          <w:color w:val="1F4E79"/>
+        </w:rPr>
+        <w:t xml:space="preserve">Key training point: </w:t>
+      </w:r>
+      <w:r>
+        <w:t>Key training point: Neither pattern is universally correct; match the structure to application behavior.</w:t>
+      </w:r>
+    </w:p>
+    <w:p>
+      <w:pPr>
+        <w:spacing w:after="40"/>
+      </w:pPr>
+      <w:r>
+        <w:rPr>
+          <w:b/>
+          <w:color w:val="1F4E79"/>
+        </w:rPr>
+        <w:t xml:space="preserve">Question / interaction: </w:t>
+      </w:r>
+      <w:r>
+        <w:t>Question / interaction: Ask learners to identify one embedded candidate and one referenced candidate.</w:t>
+      </w:r>
+    </w:p>
+    <w:p>
+      <w:pPr>
+        <w:spacing w:after="40"/>
+      </w:pPr>
+      <w:r>
+        <w:rPr>
+          <w:b/>
+          <w:color w:val="1F4E79"/>
+        </w:rPr>
+        <w:t xml:space="preserve">Transition: </w:t>
+      </w:r>
+      <w:r>
+        <w:t>Transition: Apply the rules to the complete Order Management model.</w:t>
+      </w:r>
+    </w:p>
+    <w:p>
+      <w:pPr>
+        <w:spacing w:before="160" w:after="40"/>
+      </w:pPr>
+      <w:r>
+        <w:rPr>
+          <w:b/>
+          <w:color w:val="E67E22"/>
+          <w:sz w:val="26"/>
+        </w:rPr>
+        <w:t>Slide 9 — Order Management Relationship Map</w:t>
+      </w:r>
+    </w:p>
+    <w:p>
+      <w:pPr>
+        <w:spacing w:after="40"/>
+      </w:pPr>
+      <w:r>
+        <w:rPr>
+          <w:b/>
+          <w:color w:val="1F4E79"/>
+        </w:rPr>
+        <w:t xml:space="preserve">What to say: </w:t>
+      </w:r>
+      <w:r>
+        <w:t>Walk from customer to address, then to orders, then from orders to product identifiers. Emphasize that a single application can legitimately combine multiple relationship patterns.</w:t>
+      </w:r>
+    </w:p>
+    <w:p>
+      <w:pPr>
+        <w:spacing w:after="40"/>
+      </w:pPr>
+      <w:r>
+        <w:rPr>
+          <w:b/>
+          <w:color w:val="1F4E79"/>
+        </w:rPr>
+        <w:t xml:space="preserve">Key training point: </w:t>
+      </w:r>
+      <w:r>
+        <w:t>Key training point: Model each relationship independently using its actual characteristics.</w:t>
+      </w:r>
+    </w:p>
+    <w:p>
+      <w:pPr>
+        <w:spacing w:after="40"/>
+      </w:pPr>
+      <w:r>
+        <w:rPr>
+          <w:b/>
+          <w:color w:val="1F4E79"/>
+        </w:rPr>
+        <w:t xml:space="preserve">Question / interaction: </w:t>
+      </w:r>
+      <w:r>
+        <w:t>Question / interaction: Ask learners to identify the cardinality shown on each connection.</w:t>
+      </w:r>
+    </w:p>
+    <w:p>
+      <w:pPr>
+        <w:spacing w:after="40"/>
+      </w:pPr>
+      <w:r>
+        <w:rPr>
+          <w:b/>
+          <w:color w:val="1F4E79"/>
+        </w:rPr>
+        <w:t xml:space="preserve">Transition: </w:t>
+      </w:r>
+      <w:r>
+        <w:t>Transition: Convert the visual into a repeatable design checklist.</w:t>
+      </w:r>
+    </w:p>
+    <w:p>
+      <w:pPr>
+        <w:spacing w:before="160" w:after="40"/>
+      </w:pPr>
+      <w:r>
+        <w:rPr>
+          <w:b/>
+          <w:color w:val="E67E22"/>
+          <w:sz w:val="26"/>
+        </w:rPr>
+        <w:t>Slide 10 — Relation-Driven Design Decisions</w:t>
+      </w:r>
+    </w:p>
+    <w:p>
+      <w:pPr>
+        <w:spacing w:after="40"/>
+      </w:pPr>
+      <w:r>
+        <w:rPr>
+          <w:b/>
+          <w:color w:val="1F4E79"/>
+        </w:rPr>
+        <w:t xml:space="preserve">What to say: </w:t>
+      </w:r>
+      <w:r>
+        <w:t>Introduce the four repeatable questions: How many? How big? How shared? How accessed? Use them before committing to a document shape.</w:t>
+      </w:r>
+    </w:p>
+    <w:p>
+      <w:pPr>
+        <w:spacing w:after="40"/>
+      </w:pPr>
+      <w:r>
+        <w:rPr>
+          <w:b/>
+          <w:color w:val="1F4E79"/>
+        </w:rPr>
+        <w:t xml:space="preserve">Key training point: </w:t>
+      </w:r>
+      <w:r>
+        <w:t>Key training point: These questions prevent blind one-to-one translation from relational tables.</w:t>
+      </w:r>
+    </w:p>
+    <w:p>
+      <w:pPr>
+        <w:spacing w:after="40"/>
+      </w:pPr>
+      <w:r>
+        <w:rPr>
+          <w:b/>
+          <w:color w:val="1F4E79"/>
+        </w:rPr>
+        <w:t xml:space="preserve">Question / interaction: </w:t>
+      </w:r>
+      <w:r>
+        <w:t>Question / interaction: Ask which of the four questions is most important for a growing order history.</w:t>
+      </w:r>
+    </w:p>
+    <w:p>
+      <w:pPr>
+        <w:spacing w:after="40"/>
+      </w:pPr>
+      <w:r>
+        <w:rPr>
+          <w:b/>
+          <w:color w:val="1F4E79"/>
+        </w:rPr>
+        <w:t xml:space="preserve">Transition: </w:t>
+      </w:r>
+      <w:r>
+        <w:t>Transition: Validate the relationship representation directly in mongosh.</w:t>
+      </w:r>
+    </w:p>
+    <w:p>
+      <w:pPr>
+        <w:spacing w:before="160" w:after="40"/>
+      </w:pPr>
+      <w:r>
+        <w:rPr>
+          <w:b/>
+          <w:color w:val="E67E22"/>
+          <w:sz w:val="26"/>
+        </w:rPr>
+        <w:t>Slide 11 — Inspect Relations in mongosh</w:t>
+      </w:r>
+    </w:p>
+    <w:p>
+      <w:pPr>
+        <w:spacing w:after="40"/>
+      </w:pPr>
+      <w:r>
+        <w:rPr>
+          <w:b/>
+          <w:color w:val="1F4E79"/>
+        </w:rPr>
+        <w:t xml:space="preserve">What to say: </w:t>
+      </w:r>
+      <w:r>
+        <w:t>Run the hands-on demo. Show the embedded address, the customerId reference on orders, and the productId values carried by order items. Keep the discussion focused on how the relationship is represented.</w:t>
+      </w:r>
+    </w:p>
+    <w:p>
+      <w:pPr>
+        <w:spacing w:after="40"/>
+      </w:pPr>
+      <w:r>
+        <w:rPr>
+          <w:b/>
+          <w:color w:val="1F4E79"/>
+        </w:rPr>
+        <w:t xml:space="preserve">Key training point: </w:t>
+      </w:r>
+      <w:r>
+        <w:t>Key training point: The shell makes the chosen relationship visible in actual stored documents.</w:t>
+      </w:r>
+    </w:p>
+    <w:p>
+      <w:pPr>
+        <w:spacing w:after="40"/>
+      </w:pPr>
+      <w:r>
+        <w:rPr>
+          <w:b/>
+          <w:color w:val="1F4E79"/>
+        </w:rPr>
+        <w:t xml:space="preserve">Question / interaction: </w:t>
+      </w:r>
+      <w:r>
+        <w:t>Question / interaction: Pause after each query and ask what relationship the learner just inspected.</w:t>
+      </w:r>
+    </w:p>
+    <w:p>
+      <w:pPr>
+        <w:spacing w:after="40"/>
+      </w:pPr>
+      <w:r>
+        <w:rPr>
+          <w:b/>
+          <w:color w:val="1F4E79"/>
+        </w:rPr>
+        <w:t xml:space="preserve">Transition: </w:t>
+      </w:r>
+      <w:r>
+        <w:t>Transition: Finish with the design workflow.</w:t>
+      </w:r>
+    </w:p>
+    <w:p>
+      <w:pPr>
+        <w:spacing w:before="160" w:after="40"/>
+      </w:pPr>
+      <w:r>
+        <w:rPr>
+          <w:b/>
+          <w:color w:val="E67E22"/>
+          <w:sz w:val="26"/>
+        </w:rPr>
+        <w:t>Slide 12 — A Repeatable Relationship Design Workflow</w:t>
+      </w:r>
+    </w:p>
+    <w:p>
+      <w:pPr>
+        <w:spacing w:after="40"/>
+      </w:pPr>
+      <w:r>
+        <w:rPr>
+          <w:b/>
+          <w:color w:val="1F4E79"/>
+        </w:rPr>
+        <w:t xml:space="preserve">What to say: </w:t>
+      </w:r>
+      <w:r>
+        <w:t>Reinforce the sequence: requirement, cardinality, access, growth, then document shape. The goal is to create a repeatable modeling habit rather than memorize one schema.</w:t>
+      </w:r>
+    </w:p>
+    <w:p>
+      <w:pPr>
+        <w:spacing w:after="40"/>
+      </w:pPr>
+      <w:r>
+        <w:rPr>
+          <w:b/>
+          <w:color w:val="1F4E79"/>
+        </w:rPr>
+        <w:t xml:space="preserve">Key training point: </w:t>
+      </w:r>
+      <w:r>
+        <w:t>Key training point: Design around application behavior, not around the source table layout.</w:t>
+      </w:r>
+    </w:p>
+    <w:p>
+      <w:pPr>
+        <w:spacing w:after="40"/>
+      </w:pPr>
+      <w:r>
+        <w:rPr>
+          <w:b/>
+          <w:color w:val="1F4E79"/>
+        </w:rPr>
+        <w:t xml:space="preserve">Question / interaction: </w:t>
+      </w:r>
+      <w:r>
+        <w:t>Question / interaction: Ask learners to repeat the five steps without looking at the slide.</w:t>
+      </w:r>
+    </w:p>
+    <w:p>
+      <w:pPr>
+        <w:spacing w:after="40"/>
+      </w:pPr>
+      <w:r>
+        <w:rPr>
+          <w:b/>
+          <w:color w:val="1F4E79"/>
+        </w:rPr>
+        <w:t xml:space="preserve">Transition: </w:t>
+      </w:r>
+      <w:r>
+        <w:t>Transition: Close with the final relationship summary.</w:t>
+      </w:r>
+    </w:p>
+    <w:p>
+      <w:pPr>
+        <w:spacing w:before="160" w:after="40"/>
+      </w:pPr>
+      <w:r>
+        <w:rPr>
+          <w:b/>
+          <w:color w:val="E67E22"/>
+          <w:sz w:val="26"/>
+        </w:rPr>
+        <w:t>Slide 13 — Key Takeaways</w:t>
+      </w:r>
+    </w:p>
+    <w:p>
+      <w:pPr>
+        <w:spacing w:after="40"/>
+      </w:pPr>
+      <w:r>
+        <w:rPr>
+          <w:b/>
+          <w:color w:val="1F4E79"/>
+        </w:rPr>
+        <w:t xml:space="preserve">What to say: </w:t>
+      </w:r>
+      <w:r>
+        <w:t>Recap the complete chain: relation → cardinality → access → document shape. Emphasize that Order Management can use embedding for bounded local data and references for independently growing or shared data.</w:t>
+      </w:r>
+    </w:p>
+    <w:p>
+      <w:pPr>
+        <w:spacing w:after="40"/>
+      </w:pPr>
+      <w:r>
+        <w:rPr>
+          <w:b/>
+          <w:color w:val="1F4E79"/>
+        </w:rPr>
+        <w:t xml:space="preserve">Key training point: </w:t>
+      </w:r>
+      <w:r>
+        <w:t>Key training point: Good MongoDB modeling is an application-design exercise grounded in real access patterns.</w:t>
+      </w:r>
+    </w:p>
+    <w:p>
+      <w:pPr>
+        <w:spacing w:after="40"/>
+      </w:pPr>
+      <w:r>
+        <w:rPr>
+          <w:b/>
+          <w:color w:val="1F4E79"/>
+        </w:rPr>
+        <w:t xml:space="preserve">Question / interaction: </w:t>
+      </w:r>
+      <w:r>
+        <w:t>Question / interaction: Ask learners to explain the customer-to-orders and orders-to-products relationships in one sentence each.</w:t>
+      </w:r>
+    </w:p>
+    <w:p>
+      <w:pPr>
+        <w:spacing w:after="40"/>
+      </w:pPr>
+      <w:r>
+        <w:rPr>
+          <w:b/>
+          <w:color w:val="1F4E79"/>
+        </w:rPr>
+        <w:t xml:space="preserve">Transition: </w:t>
+      </w:r>
+      <w:r>
+        <w:t>Transition: Close the lesson and prepare learners for the specific one-to-one embedding pattern next.</w:t>
+      </w:r>
+    </w:p>
     <w:sectPr>
       <w:pgSz w:w="12240" w:h="15840"/>
-      <w:pgMar w:top="792" w:right="1037" w:bottom="792" w:left="1037" w:header="720" w:footer="720" w:gutter="0"/>
+      <w:pgMar w:top="792" w:right="1008" w:bottom="792" w:left="1008" w:header="720" w:footer="720" w:gutter="0"/>
       <w:cols w:space="720"/>
       <w:docGrid w:linePitch="360"/>
     </w:sectPr>
@@ -641,7 +1362,7 @@
     <w:rsid w:val="00FC693F"/>
     <w:rPr>
       <w:rFonts w:ascii="Aptos" w:hAnsi="Aptos"/>
-      <w:sz w:val="21"/>
+      <w:sz w:val="20"/>
     </w:rPr>
   </w:style>
   <w:style w:type="paragraph" w:styleId="Header">
@@ -703,7 +1424,7 @@
       <w:outlineLvl w:val="0"/>
     </w:pPr>
     <w:rPr>
-      <w:rFonts w:asciiTheme="majorHAnsi" w:eastAsiaTheme="majorEastAsia" w:hAnsiTheme="majorHAnsi" w:cstheme="majorBidi" w:ascii="Aptos Display" w:hAnsi="Aptos Display"/>
+      <w:rFonts w:asciiTheme="majorHAnsi" w:eastAsiaTheme="majorEastAsia" w:hAnsiTheme="majorHAnsi" w:cstheme="majorBidi"/>
       <w:b/>
       <w:bCs/>
       <w:color w:val="365F91" w:themeColor="accent1" w:themeShade="BF"/>
@@ -727,7 +1448,7 @@
       <w:outlineLvl w:val="1"/>
     </w:pPr>
     <w:rPr>
-      <w:rFonts w:asciiTheme="majorHAnsi" w:eastAsiaTheme="majorEastAsia" w:hAnsiTheme="majorHAnsi" w:cstheme="majorBidi" w:ascii="Aptos Display" w:hAnsi="Aptos Display"/>
+      <w:rFonts w:asciiTheme="majorHAnsi" w:eastAsiaTheme="majorEastAsia" w:hAnsiTheme="majorHAnsi" w:cstheme="majorBidi"/>
       <w:b/>
       <w:bCs/>
       <w:color w:val="4F81BD" w:themeColor="accent1"/>
@@ -992,7 +1713,7 @@
       <w:contextualSpacing/>
     </w:pPr>
     <w:rPr>
-      <w:rFonts w:asciiTheme="majorHAnsi" w:eastAsiaTheme="majorEastAsia" w:hAnsiTheme="majorHAnsi" w:cstheme="majorBidi" w:ascii="Aptos Display" w:hAnsi="Aptos Display"/>
+      <w:rFonts w:asciiTheme="majorHAnsi" w:eastAsiaTheme="majorEastAsia" w:hAnsiTheme="majorHAnsi" w:cstheme="majorBidi"/>
       <w:color w:val="17365D" w:themeColor="text2" w:themeShade="BF"/>
       <w:spacing w:val="5"/>
       <w:kern w:val="28"/>
